--- a/soft-tenancy/soft-tenancy-lab-walkthrough.docx
+++ b/soft-tenancy/soft-tenancy-lab-walkthrough.docx
@@ -60,7 +60,7 @@
         <w:t xml:space="preserve">cannot talk to each other</w:t>
       </w:r>
       <w:r>
-        <w:t xml:space="preserve">: not by service name, pod IP or NodePort, not through the ingress (kgateway), and not even by DNS lookup.</w:t>
+        <w:t xml:space="preserve">: not by service name, pod IP or NodePort, not through the ingress, and not even by DNS lookup.</w:t>
       </w:r>
     </w:p>
     <w:p>
@@ -172,7 +172,22 @@
         <w:t xml:space="preserve">confluence/</w:t>
       </w:r>
       <w:r>
-        <w:t xml:space="preserve"> (two short "basics" pages with SVG and PNG diagrams, plus paste instructions).</w:t>
+        <w:t xml:space="preserve"> (two "basics" pages and one page per backend, with SVG and PNG diagrams, plus paste instructions).</w:t>
+      </w:r>
+    </w:p>
+    <w:p>
+      <w:pPr>
+        <w:spacing w:after="140"/>
+      </w:pPr>
+      <w:r>
+        <w:rPr>
+          <w:b/>
+          <w:bCs/>
+        </w:rPr>
+        <w:t xml:space="preserve">Every gateway is kgateway</w:t>
+      </w:r>
+      <w:r>
+        <w:t xml:space="preserve"> (Envoy, Gateway API): the read gateway in front of the observability backends (step 07) and the tenant ingress (step 12).</w:t>
       </w:r>
     </w:p>
     <w:p>
@@ -936,7 +951,7 @@
               <w:spacing w:after="0"/>
             </w:pPr>
             <w:r>
-              <w:t xml:space="preserve">gateway username</w:t>
+              <w:t xml:space="preserve">gateway API key</w:t>
             </w:r>
           </w:p>
         </w:tc>
@@ -955,7 +970,18 @@
               <w:spacing w:after="0"/>
             </w:pPr>
             <w:r>
-              <w:t xml:space="preserve">nginx sets </w:t>
+              <w:t xml:space="preserve">kgateway's </w:t>
+            </w:r>
+            <w:r>
+              <w:rPr>
+                <w:rFonts w:ascii="Consolas" w:cs="Consolas" w:eastAsia="Consolas" w:hAnsi="Consolas"/>
+                <w:sz w:val="19"/>
+                <w:szCs w:val="19"/>
+              </w:rPr>
+              <w:t xml:space="preserve">apiKeyAuth</w:t>
+            </w:r>
+            <w:r>
+              <w:t xml:space="preserve"> sets </w:t>
             </w:r>
             <w:r>
               <w:rPr>
@@ -966,7 +992,7 @@
               <w:t xml:space="preserve">X-Scope-OrgID</w:t>
             </w:r>
             <w:r>
-              <w:t xml:space="preserve"> from basic auth on every backend (step 07)</w:t>
+              <w:t xml:space="preserve"> from the key on every backend (step 07)</w:t>
             </w:r>
           </w:p>
         </w:tc>
@@ -1124,9 +1150,9 @@
         </w:tblBorders>
       </w:tblPr>
       <w:tblGrid>
-        <w:gridCol w:w="1491"/>
-        <w:gridCol w:w="6208"/>
-        <w:gridCol w:w="2047"/>
+        <w:gridCol w:w="1557"/>
+        <w:gridCol w:w="6158"/>
+        <w:gridCol w:w="2031"/>
       </w:tblGrid>
       <w:tr>
         <w:trPr>
@@ -1135,7 +1161,7 @@
         </w:trPr>
         <w:tc>
           <w:tcPr>
-            <w:tcW w:type="dxa" w:w="1491"/>
+            <w:tcW w:type="dxa" w:w="1557"/>
             <w:shd w:fill="DCE6F1" w:color="auto" w:val="clear"/>
             <w:tcMar>
               <w:top w:type="dxa" w:w="60"/>
@@ -1159,7 +1185,7 @@
         </w:tc>
         <w:tc>
           <w:tcPr>
-            <w:tcW w:type="dxa" w:w="6208"/>
+            <w:tcW w:type="dxa" w:w="6158"/>
             <w:shd w:fill="DCE6F1" w:color="auto" w:val="clear"/>
             <w:tcMar>
               <w:top w:type="dxa" w:w="60"/>
@@ -1183,7 +1209,7 @@
         </w:tc>
         <w:tc>
           <w:tcPr>
-            <w:tcW w:type="dxa" w:w="2047"/>
+            <w:tcW w:type="dxa" w:w="2031"/>
             <w:shd w:fill="DCE6F1" w:color="auto" w:val="clear"/>
             <w:tcMar>
               <w:top w:type="dxa" w:w="60"/>
@@ -1213,7 +1239,7 @@
         </w:trPr>
         <w:tc>
           <w:tcPr>
-            <w:tcW w:type="dxa" w:w="1491"/>
+            <w:tcW w:type="dxa" w:w="1557"/>
             <w:tcMar>
               <w:top w:type="dxa" w:w="60"/>
               <w:left w:type="dxa" w:w="100"/>
@@ -1232,7 +1258,7 @@
         </w:tc>
         <w:tc>
           <w:tcPr>
-            <w:tcW w:type="dxa" w:w="6208"/>
+            <w:tcW w:type="dxa" w:w="6158"/>
             <w:tcMar>
               <w:top w:type="dxa" w:w="60"/>
               <w:left w:type="dxa" w:w="100"/>
@@ -1251,7 +1277,7 @@
         </w:tc>
         <w:tc>
           <w:tcPr>
-            <w:tcW w:type="dxa" w:w="2047"/>
+            <w:tcW w:type="dxa" w:w="2031"/>
             <w:tcMar>
               <w:top w:type="dxa" w:w="60"/>
               <w:left w:type="dxa" w:w="100"/>
@@ -1276,7 +1302,7 @@
         </w:trPr>
         <w:tc>
           <w:tcPr>
-            <w:tcW w:type="dxa" w:w="1491"/>
+            <w:tcW w:type="dxa" w:w="1557"/>
             <w:tcMar>
               <w:top w:type="dxa" w:w="60"/>
               <w:left w:type="dxa" w:w="100"/>
@@ -1295,7 +1321,7 @@
         </w:tc>
         <w:tc>
           <w:tcPr>
-            <w:tcW w:type="dxa" w:w="6208"/>
+            <w:tcW w:type="dxa" w:w="6158"/>
             <w:tcMar>
               <w:top w:type="dxa" w:w="60"/>
               <w:left w:type="dxa" w:w="100"/>
@@ -1319,7 +1345,7 @@
         </w:tc>
         <w:tc>
           <w:tcPr>
-            <w:tcW w:type="dxa" w:w="2047"/>
+            <w:tcW w:type="dxa" w:w="2031"/>
             <w:tcMar>
               <w:top w:type="dxa" w:w="60"/>
               <w:left w:type="dxa" w:w="100"/>
@@ -1344,7 +1370,7 @@
         </w:trPr>
         <w:tc>
           <w:tcPr>
-            <w:tcW w:type="dxa" w:w="1491"/>
+            <w:tcW w:type="dxa" w:w="1557"/>
             <w:tcMar>
               <w:top w:type="dxa" w:w="60"/>
               <w:left w:type="dxa" w:w="100"/>
@@ -1404,7 +1430,7 @@
         </w:tc>
         <w:tc>
           <w:tcPr>
-            <w:tcW w:type="dxa" w:w="6208"/>
+            <w:tcW w:type="dxa" w:w="6158"/>
             <w:tcMar>
               <w:top w:type="dxa" w:w="60"/>
               <w:left w:type="dxa" w:w="100"/>
@@ -1430,7 +1456,7 @@
         </w:tc>
         <w:tc>
           <w:tcPr>
-            <w:tcW w:type="dxa" w:w="2047"/>
+            <w:tcW w:type="dxa" w:w="2031"/>
             <w:tcMar>
               <w:top w:type="dxa" w:w="60"/>
               <w:left w:type="dxa" w:w="100"/>
@@ -1471,7 +1497,7 @@
         </w:trPr>
         <w:tc>
           <w:tcPr>
-            <w:tcW w:type="dxa" w:w="1491"/>
+            <w:tcW w:type="dxa" w:w="1557"/>
             <w:tcMar>
               <w:top w:type="dxa" w:w="60"/>
               <w:left w:type="dxa" w:w="100"/>
@@ -1490,7 +1516,7 @@
         </w:tc>
         <w:tc>
           <w:tcPr>
-            <w:tcW w:type="dxa" w:w="6208"/>
+            <w:tcW w:type="dxa" w:w="6158"/>
             <w:tcMar>
               <w:top w:type="dxa" w:w="60"/>
               <w:left w:type="dxa" w:w="100"/>
@@ -1517,7 +1543,7 @@
         </w:tc>
         <w:tc>
           <w:tcPr>
-            <w:tcW w:type="dxa" w:w="2047"/>
+            <w:tcW w:type="dxa" w:w="2031"/>
             <w:tcMar>
               <w:top w:type="dxa" w:w="60"/>
               <w:left w:type="dxa" w:w="100"/>
@@ -1547,7 +1573,7 @@
         </w:trPr>
         <w:tc>
           <w:tcPr>
-            <w:tcW w:type="dxa" w:w="1491"/>
+            <w:tcW w:type="dxa" w:w="1557"/>
             <w:tcMar>
               <w:top w:type="dxa" w:w="60"/>
               <w:left w:type="dxa" w:w="100"/>
@@ -1566,7 +1592,7 @@
         </w:tc>
         <w:tc>
           <w:tcPr>
-            <w:tcW w:type="dxa" w:w="6208"/>
+            <w:tcW w:type="dxa" w:w="6158"/>
             <w:tcMar>
               <w:top w:type="dxa" w:w="60"/>
               <w:left w:type="dxa" w:w="100"/>
@@ -1585,7 +1611,7 @@
         </w:tc>
         <w:tc>
           <w:tcPr>
-            <w:tcW w:type="dxa" w:w="2047"/>
+            <w:tcW w:type="dxa" w:w="2031"/>
             <w:tcMar>
               <w:top w:type="dxa" w:w="60"/>
               <w:left w:type="dxa" w:w="100"/>
@@ -1615,7 +1641,7 @@
         </w:trPr>
         <w:tc>
           <w:tcPr>
-            <w:tcW w:type="dxa" w:w="1491"/>
+            <w:tcW w:type="dxa" w:w="1557"/>
             <w:tcMar>
               <w:top w:type="dxa" w:w="60"/>
               <w:left w:type="dxa" w:w="100"/>
@@ -1634,7 +1660,7 @@
         </w:tc>
         <w:tc>
           <w:tcPr>
-            <w:tcW w:type="dxa" w:w="6208"/>
+            <w:tcW w:type="dxa" w:w="6158"/>
             <w:tcMar>
               <w:top w:type="dxa" w:w="60"/>
               <w:left w:type="dxa" w:w="100"/>
@@ -1661,7 +1687,7 @@
         </w:tc>
         <w:tc>
           <w:tcPr>
-            <w:tcW w:type="dxa" w:w="2047"/>
+            <w:tcW w:type="dxa" w:w="2031"/>
             <w:tcMar>
               <w:top w:type="dxa" w:w="60"/>
               <w:left w:type="dxa" w:w="100"/>
@@ -1691,7 +1717,7 @@
         </w:trPr>
         <w:tc>
           <w:tcPr>
-            <w:tcW w:type="dxa" w:w="1491"/>
+            <w:tcW w:type="dxa" w:w="1557"/>
             <w:tcMar>
               <w:top w:type="dxa" w:w="60"/>
               <w:left w:type="dxa" w:w="100"/>
@@ -1710,7 +1736,7 @@
         </w:tc>
         <w:tc>
           <w:tcPr>
-            <w:tcW w:type="dxa" w:w="6208"/>
+            <w:tcW w:type="dxa" w:w="6158"/>
             <w:tcMar>
               <w:top w:type="dxa" w:w="60"/>
               <w:left w:type="dxa" w:w="100"/>
@@ -1737,7 +1763,7 @@
         </w:tc>
         <w:tc>
           <w:tcPr>
-            <w:tcW w:type="dxa" w:w="2047"/>
+            <w:tcW w:type="dxa" w:w="2031"/>
             <w:tcMar>
               <w:top w:type="dxa" w:w="60"/>
               <w:left w:type="dxa" w:w="100"/>
@@ -1767,45 +1793,45 @@
         </w:trPr>
         <w:tc>
           <w:tcPr>
-            <w:tcW w:type="dxa" w:w="1491"/>
-            <w:tcMar>
-              <w:top w:type="dxa" w:w="60"/>
-              <w:left w:type="dxa" w:w="100"/>
-              <w:bottom w:type="dxa" w:w="60"/>
-              <w:right w:type="dxa" w:w="100"/>
-            </w:tcMar>
-          </w:tcPr>
-          <w:p>
-            <w:pPr>
-              <w:spacing w:after="0"/>
-            </w:pPr>
-            <w:r>
-              <w:t xml:space="preserve">Read gateway (nginx): one port per backend</w:t>
-            </w:r>
-          </w:p>
-        </w:tc>
-        <w:tc>
-          <w:tcPr>
-            <w:tcW w:type="dxa" w:w="6208"/>
-            <w:tcMar>
-              <w:top w:type="dxa" w:w="60"/>
-              <w:left w:type="dxa" w:w="100"/>
-              <w:bottom w:type="dxa" w:w="60"/>
-              <w:right w:type="dxa" w:w="100"/>
-            </w:tcMar>
-          </w:tcPr>
-          <w:p>
-            <w:pPr>
-              <w:spacing w:after="0"/>
-            </w:pPr>
-            <w:r>
-              <w:t xml:space="preserve">plain YAML</w:t>
-            </w:r>
-          </w:p>
-        </w:tc>
-        <w:tc>
-          <w:tcPr>
-            <w:tcW w:type="dxa" w:w="2047"/>
+            <w:tcW w:type="dxa" w:w="1557"/>
+            <w:tcMar>
+              <w:top w:type="dxa" w:w="60"/>
+              <w:left w:type="dxa" w:w="100"/>
+              <w:bottom w:type="dxa" w:w="60"/>
+              <w:right w:type="dxa" w:w="100"/>
+            </w:tcMar>
+          </w:tcPr>
+          <w:p>
+            <w:pPr>
+              <w:spacing w:after="0"/>
+            </w:pPr>
+            <w:r>
+              <w:t xml:space="preserve">Read gateway (kgateway): one listener per backend</w:t>
+            </w:r>
+          </w:p>
+        </w:tc>
+        <w:tc>
+          <w:tcPr>
+            <w:tcW w:type="dxa" w:w="6158"/>
+            <w:tcMar>
+              <w:top w:type="dxa" w:w="60"/>
+              <w:left w:type="dxa" w:w="100"/>
+              <w:bottom w:type="dxa" w:w="60"/>
+              <w:right w:type="dxa" w:w="100"/>
+            </w:tcMar>
+          </w:tcPr>
+          <w:p>
+            <w:pPr>
+              <w:spacing w:after="0"/>
+            </w:pPr>
+            <w:r>
+              <w:t xml:space="preserve">Gateway API YAML</w:t>
+            </w:r>
+          </w:p>
+        </w:tc>
+        <w:tc>
+          <w:tcPr>
+            <w:tcW w:type="dxa" w:w="2031"/>
             <w:tcMar>
               <w:top w:type="dxa" w:w="60"/>
               <w:left w:type="dxa" w:w="100"/>
@@ -1835,7 +1861,7 @@
         </w:trPr>
         <w:tc>
           <w:tcPr>
-            <w:tcW w:type="dxa" w:w="1491"/>
+            <w:tcW w:type="dxa" w:w="1557"/>
             <w:tcMar>
               <w:top w:type="dxa" w:w="60"/>
               <w:left w:type="dxa" w:w="100"/>
@@ -1854,7 +1880,7 @@
         </w:tc>
         <w:tc>
           <w:tcPr>
-            <w:tcW w:type="dxa" w:w="6208"/>
+            <w:tcW w:type="dxa" w:w="6158"/>
             <w:tcMar>
               <w:top w:type="dxa" w:w="60"/>
               <w:left w:type="dxa" w:w="100"/>
@@ -1881,7 +1907,7 @@
         </w:tc>
         <w:tc>
           <w:tcPr>
-            <w:tcW w:type="dxa" w:w="2047"/>
+            <w:tcW w:type="dxa" w:w="2031"/>
             <w:tcMar>
               <w:top w:type="dxa" w:w="60"/>
               <w:left w:type="dxa" w:w="100"/>
@@ -1911,7 +1937,7 @@
         </w:trPr>
         <w:tc>
           <w:tcPr>
-            <w:tcW w:type="dxa" w:w="1491"/>
+            <w:tcW w:type="dxa" w:w="1557"/>
             <w:tcMar>
               <w:top w:type="dxa" w:w="60"/>
               <w:left w:type="dxa" w:w="100"/>
@@ -1930,7 +1956,7 @@
         </w:tc>
         <w:tc>
           <w:tcPr>
-            <w:tcW w:type="dxa" w:w="6208"/>
+            <w:tcW w:type="dxa" w:w="6158"/>
             <w:tcMar>
               <w:top w:type="dxa" w:w="60"/>
               <w:left w:type="dxa" w:w="100"/>
@@ -1949,7 +1975,7 @@
         </w:tc>
         <w:tc>
           <w:tcPr>
-            <w:tcW w:type="dxa" w:w="2047"/>
+            <w:tcW w:type="dxa" w:w="2031"/>
             <w:tcMar>
               <w:top w:type="dxa" w:w="60"/>
               <w:left w:type="dxa" w:w="100"/>
@@ -1979,7 +2005,7 @@
         </w:trPr>
         <w:tc>
           <w:tcPr>
-            <w:tcW w:type="dxa" w:w="1491"/>
+            <w:tcW w:type="dxa" w:w="1557"/>
             <w:tcMar>
               <w:top w:type="dxa" w:w="60"/>
               <w:left w:type="dxa" w:w="100"/>
@@ -1998,7 +2024,7 @@
         </w:tc>
         <w:tc>
           <w:tcPr>
-            <w:tcW w:type="dxa" w:w="6208"/>
+            <w:tcW w:type="dxa" w:w="6158"/>
             <w:tcMar>
               <w:top w:type="dxa" w:w="60"/>
               <w:left w:type="dxa" w:w="100"/>
@@ -2025,7 +2051,7 @@
         </w:tc>
         <w:tc>
           <w:tcPr>
-            <w:tcW w:type="dxa" w:w="2047"/>
+            <w:tcW w:type="dxa" w:w="2031"/>
             <w:tcMar>
               <w:top w:type="dxa" w:w="60"/>
               <w:left w:type="dxa" w:w="100"/>
@@ -2055,26 +2081,26 @@
         </w:trPr>
         <w:tc>
           <w:tcPr>
-            <w:tcW w:type="dxa" w:w="1491"/>
-            <w:tcMar>
-              <w:top w:type="dxa" w:w="60"/>
-              <w:left w:type="dxa" w:w="100"/>
-              <w:bottom w:type="dxa" w:w="60"/>
-              <w:right w:type="dxa" w:w="100"/>
-            </w:tcMar>
-          </w:tcPr>
-          <w:p>
-            <w:pPr>
-              <w:spacing w:after="0"/>
-            </w:pPr>
-            <w:r>
-              <w:t xml:space="preserve">kgateway 2.4 (Gateway API 1.6)</w:t>
-            </w:r>
-          </w:p>
-        </w:tc>
-        <w:tc>
-          <w:tcPr>
-            <w:tcW w:type="dxa" w:w="6208"/>
+            <w:tcW w:type="dxa" w:w="1557"/>
+            <w:tcMar>
+              <w:top w:type="dxa" w:w="60"/>
+              <w:left w:type="dxa" w:w="100"/>
+              <w:bottom w:type="dxa" w:w="60"/>
+              <w:right w:type="dxa" w:w="100"/>
+            </w:tcMar>
+          </w:tcPr>
+          <w:p>
+            <w:pPr>
+              <w:spacing w:after="0"/>
+            </w:pPr>
+            <w:r>
+              <w:t xml:space="preserve">kgateway 2.4 (Gateway API 1.6), installed in step 07</w:t>
+            </w:r>
+          </w:p>
+        </w:tc>
+        <w:tc>
+          <w:tcPr>
+            <w:tcW w:type="dxa" w:w="6158"/>
             <w:tcMar>
               <w:top w:type="dxa" w:w="60"/>
               <w:left w:type="dxa" w:w="100"/>
@@ -2101,7 +2127,7 @@
         </w:tc>
         <w:tc>
           <w:tcPr>
-            <w:tcW w:type="dxa" w:w="2047"/>
+            <w:tcW w:type="dxa" w:w="2031"/>
             <w:tcMar>
               <w:top w:type="dxa" w:w="60"/>
               <w:left w:type="dxa" w:w="100"/>
@@ -2131,26 +2157,26 @@
         </w:trPr>
         <w:tc>
           <w:tcPr>
-            <w:tcW w:type="dxa" w:w="1491"/>
-            <w:tcMar>
-              <w:top w:type="dxa" w:w="60"/>
-              <w:left w:type="dxa" w:w="100"/>
-              <w:bottom w:type="dxa" w:w="60"/>
-              <w:right w:type="dxa" w:w="100"/>
-            </w:tcMar>
-          </w:tcPr>
-          <w:p>
-            <w:pPr>
-              <w:spacing w:after="0"/>
-            </w:pPr>
-            <w:r>
-              <w:t xml:space="preserve">Gateways: one per tenant, one for the platform</w:t>
-            </w:r>
-          </w:p>
-        </w:tc>
-        <w:tc>
-          <w:tcPr>
-            <w:tcW w:type="dxa" w:w="6208"/>
+            <w:tcW w:type="dxa" w:w="1557"/>
+            <w:tcMar>
+              <w:top w:type="dxa" w:w="60"/>
+              <w:left w:type="dxa" w:w="100"/>
+              <w:bottom w:type="dxa" w:w="60"/>
+              <w:right w:type="dxa" w:w="100"/>
+            </w:tcMar>
+          </w:tcPr>
+          <w:p>
+            <w:pPr>
+              <w:spacing w:after="0"/>
+            </w:pPr>
+            <w:r>
+              <w:t xml:space="preserve">Ingress Gateways: one per tenant, one for the platform</w:t>
+            </w:r>
+          </w:p>
+        </w:tc>
+        <w:tc>
+          <w:tcPr>
+            <w:tcW w:type="dxa" w:w="6158"/>
             <w:tcMar>
               <w:top w:type="dxa" w:w="60"/>
               <w:left w:type="dxa" w:w="100"/>
@@ -2169,7 +2195,7 @@
         </w:tc>
         <w:tc>
           <w:tcPr>
-            <w:tcW w:type="dxa" w:w="2047"/>
+            <w:tcW w:type="dxa" w:w="2031"/>
             <w:tcMar>
               <w:top w:type="dxa" w:w="60"/>
               <w:left w:type="dxa" w:w="100"/>
@@ -4877,7 +4903,80 @@
         <w:t xml:space="preserve">.</w:t>
       </w:r>
       <w:r>
-        <w:t xml:space="preserve"> It's a claim. The gateway (</w:t>
+        <w:t xml:space="preserve"> It's a claim. The read gateway turns it into an identity, the same way on every backend. It's a kgateway </w:t>
+      </w:r>
+      <w:r>
+        <w:rPr>
+          <w:rFonts w:ascii="Consolas" w:cs="Consolas" w:eastAsia="Consolas" w:hAnsi="Consolas"/>
+          <w:sz w:val="19"/>
+          <w:szCs w:val="19"/>
+        </w:rPr>
+        <w:t xml:space="preserve">Gateway</w:t>
+      </w:r>
+      <w:r>
+        <w:t xml:space="preserve"> called </w:t>
+      </w:r>
+      <w:r>
+        <w:rPr>
+          <w:rFonts w:ascii="Consolas" w:cs="Consolas" w:eastAsia="Consolas" w:hAnsi="Consolas"/>
+          <w:sz w:val="19"/>
+          <w:szCs w:val="19"/>
+        </w:rPr>
+        <w:t xml:space="preserve">obs-gateway</w:t>
+      </w:r>
+      <w:r>
+        <w:t xml:space="preserve"> in </w:t>
+      </w:r>
+      <w:r>
+        <w:rPr>
+          <w:rFonts w:ascii="Consolas" w:cs="Consolas" w:eastAsia="Consolas" w:hAnsi="Consolas"/>
+          <w:sz w:val="19"/>
+          <w:szCs w:val="19"/>
+        </w:rPr>
+        <w:t xml:space="preserve">observability</w:t>
+      </w:r>
+      <w:r>
+        <w:t xml:space="preserve">, so the script first installs the Gateway API CRDs (unless something already manages them) and kgateway. The ingress in step 12 uses the same controller.</w:t>
+      </w:r>
+    </w:p>
+    <w:p>
+      <w:pPr>
+        <w:spacing w:after="140"/>
+      </w:pPr>
+      <w:r>
+        <w:t xml:space="preserve">The tenant comes from an </w:t>
+      </w:r>
+      <w:r>
+        <w:rPr>
+          <w:b/>
+          <w:bCs/>
+        </w:rPr>
+        <w:t xml:space="preserve">API key</w:t>
+      </w:r>
+      <w:r>
+        <w:t xml:space="preserve">. Each tenant has one, stored in the </w:t>
+      </w:r>
+      <w:r>
+        <w:rPr>
+          <w:rFonts w:ascii="Consolas" w:cs="Consolas" w:eastAsia="Consolas" w:hAnsi="Consolas"/>
+          <w:sz w:val="19"/>
+          <w:szCs w:val="19"/>
+        </w:rPr>
+        <w:t xml:space="preserve">obs-gateway-keys</w:t>
+      </w:r>
+      <w:r>
+        <w:t xml:space="preserve"> Secret under the tenant's name. A </w:t>
+      </w:r>
+      <w:r>
+        <w:rPr>
+          <w:rFonts w:ascii="Consolas" w:cs="Consolas" w:eastAsia="Consolas" w:hAnsi="Consolas"/>
+          <w:sz w:val="19"/>
+          <w:szCs w:val="19"/>
+        </w:rPr>
+        <w:t xml:space="preserve">TrafficPolicy</w:t>
+      </w:r>
+      <w:r>
+        <w:t xml:space="preserve"> on the Gateway (</w:t>
       </w:r>
       <w:r>
         <w:rPr>
@@ -4888,7 +4987,7 @@
         <w:t xml:space="preserve">gateway.yaml</w:t>
       </w:r>
       <w:r>
-        <w:t xml:space="preserve">) turns it into an identity, the same way on every backend:</w:t>
+        <w:t xml:space="preserve">) checks the key and writes the name it belongs to into the header:</w:t>
       </w:r>
     </w:p>
     <w:p>
@@ -4912,7 +5011,127 @@
           <w:sz w:val="16"/>
           <w:szCs w:val="16"/>
         </w:rPr>
-        <w:t xml:space="preserve">auth_basic_user_file /etc/nginx/auth/htpasswd;   # users: tenant-a, tenant-b, platform</w:t>
+        <w:t xml:space="preserve">apiKeyAuth:</w:t>
+      </w:r>
+    </w:p>
+    <w:p>
+      <w:pPr>
+        <w:keepNext/>
+        <w:keepLines/>
+        <w:pBdr>
+          <w:top w:val="single" w:color="D0D7DE" w:sz="4" w:space="4"/>
+          <w:left w:val="single" w:color="D0D7DE" w:sz="4" w:space="4"/>
+          <w:bottom w:val="single" w:color="D0D7DE" w:sz="4" w:space="4"/>
+          <w:right w:val="single" w:color="D0D7DE" w:sz="4" w:space="4"/>
+        </w:pBdr>
+        <w:shd w:fill="F4F6F8" w:color="auto" w:val="clear"/>
+        <w:spacing w:after="0" w:before="0" w:line="240"/>
+        <w:ind w:left="100" w:right="100"/>
+      </w:pPr>
+      <w:r>
+        <w:rPr>
+          <w:rFonts w:ascii="Consolas" w:cs="Consolas" w:eastAsia="Consolas" w:hAnsi="Consolas"/>
+          <w:color w:val="24292F"/>
+          <w:sz w:val="16"/>
+          <w:szCs w:val="16"/>
+        </w:rPr>
+        <w:t xml:space="preserve">  secretRef:</w:t>
+      </w:r>
+    </w:p>
+    <w:p>
+      <w:pPr>
+        <w:keepNext/>
+        <w:keepLines/>
+        <w:pBdr>
+          <w:top w:val="single" w:color="D0D7DE" w:sz="4" w:space="4"/>
+          <w:left w:val="single" w:color="D0D7DE" w:sz="4" w:space="4"/>
+          <w:bottom w:val="single" w:color="D0D7DE" w:sz="4" w:space="4"/>
+          <w:right w:val="single" w:color="D0D7DE" w:sz="4" w:space="4"/>
+        </w:pBdr>
+        <w:shd w:fill="F4F6F8" w:color="auto" w:val="clear"/>
+        <w:spacing w:after="0" w:before="0" w:line="240"/>
+        <w:ind w:left="100" w:right="100"/>
+      </w:pPr>
+      <w:r>
+        <w:rPr>
+          <w:rFonts w:ascii="Consolas" w:cs="Consolas" w:eastAsia="Consolas" w:hAnsi="Consolas"/>
+          <w:color w:val="24292F"/>
+          <w:sz w:val="16"/>
+          <w:szCs w:val="16"/>
+        </w:rPr>
+        <w:t xml:space="preserve">    name: obs-gateway-keys       # entries: tenant-a, tenant-b, platform</w:t>
+      </w:r>
+    </w:p>
+    <w:p>
+      <w:pPr>
+        <w:keepNext/>
+        <w:keepLines/>
+        <w:pBdr>
+          <w:top w:val="single" w:color="D0D7DE" w:sz="4" w:space="4"/>
+          <w:left w:val="single" w:color="D0D7DE" w:sz="4" w:space="4"/>
+          <w:bottom w:val="single" w:color="D0D7DE" w:sz="4" w:space="4"/>
+          <w:right w:val="single" w:color="D0D7DE" w:sz="4" w:space="4"/>
+        </w:pBdr>
+        <w:shd w:fill="F4F6F8" w:color="auto" w:val="clear"/>
+        <w:spacing w:after="0" w:before="0" w:line="240"/>
+        <w:ind w:left="100" w:right="100"/>
+      </w:pPr>
+      <w:r>
+        <w:rPr>
+          <w:rFonts w:ascii="Consolas" w:cs="Consolas" w:eastAsia="Consolas" w:hAnsi="Consolas"/>
+          <w:color w:val="24292F"/>
+          <w:sz w:val="16"/>
+          <w:szCs w:val="16"/>
+        </w:rPr>
+        <w:t xml:space="preserve">  keySources:</w:t>
+      </w:r>
+    </w:p>
+    <w:p>
+      <w:pPr>
+        <w:keepNext/>
+        <w:keepLines/>
+        <w:pBdr>
+          <w:top w:val="single" w:color="D0D7DE" w:sz="4" w:space="4"/>
+          <w:left w:val="single" w:color="D0D7DE" w:sz="4" w:space="4"/>
+          <w:bottom w:val="single" w:color="D0D7DE" w:sz="4" w:space="4"/>
+          <w:right w:val="single" w:color="D0D7DE" w:sz="4" w:space="4"/>
+        </w:pBdr>
+        <w:shd w:fill="F4F6F8" w:color="auto" w:val="clear"/>
+        <w:spacing w:after="0" w:before="0" w:line="240"/>
+        <w:ind w:left="100" w:right="100"/>
+      </w:pPr>
+      <w:r>
+        <w:rPr>
+          <w:rFonts w:ascii="Consolas" w:cs="Consolas" w:eastAsia="Consolas" w:hAnsi="Consolas"/>
+          <w:color w:val="24292F"/>
+          <w:sz w:val="16"/>
+          <w:szCs w:val="16"/>
+        </w:rPr>
+        <w:t xml:space="preserve">    - header: X-Api-Key</w:t>
+      </w:r>
+    </w:p>
+    <w:p>
+      <w:pPr>
+        <w:keepNext/>
+        <w:keepLines/>
+        <w:pBdr>
+          <w:top w:val="single" w:color="D0D7DE" w:sz="4" w:space="4"/>
+          <w:left w:val="single" w:color="D0D7DE" w:sz="4" w:space="4"/>
+          <w:bottom w:val="single" w:color="D0D7DE" w:sz="4" w:space="4"/>
+          <w:right w:val="single" w:color="D0D7DE" w:sz="4" w:space="4"/>
+        </w:pBdr>
+        <w:shd w:fill="F4F6F8" w:color="auto" w:val="clear"/>
+        <w:spacing w:after="0" w:before="0" w:line="240"/>
+        <w:ind w:left="100" w:right="100"/>
+      </w:pPr>
+      <w:r>
+        <w:rPr>
+          <w:rFonts w:ascii="Consolas" w:cs="Consolas" w:eastAsia="Consolas" w:hAnsi="Consolas"/>
+          <w:color w:val="24292F"/>
+          <w:sz w:val="16"/>
+          <w:szCs w:val="16"/>
+        </w:rPr>
+        <w:t xml:space="preserve">  clientIdHeader: X-Scope-OrgID  # the key's owner; replaces whatever the client sent</w:t>
       </w:r>
     </w:p>
     <w:p>
@@ -4936,7 +5155,47 @@
           <w:sz w:val="16"/>
           <w:szCs w:val="16"/>
         </w:rPr>
-        <w:t xml:space="preserve">proxy_set_header X-Scope-OrgID $remote_user;     # replaces whatever the client sent</w:t>
+        <w:t xml:space="preserve">  forwardCredential: false       # the key never reaches the backends</w:t>
+      </w:r>
+    </w:p>
+    <w:p>
+      <w:pPr>
+        <w:spacing w:after="140"/>
+      </w:pPr>
+      <w:r>
+        <w:t xml:space="preserve">Envoy </w:t>
+      </w:r>
+      <w:r>
+        <w:rPr>
+          <w:i/>
+          <w:iCs/>
+        </w:rPr>
+        <w:t xml:space="preserve">sets</w:t>
+      </w:r>
+      <w:r>
+        <w:t xml:space="preserve"> the header, so a caller with tenant-a's key who also sends </w:t>
+      </w:r>
+      <w:r>
+        <w:rPr>
+          <w:rFonts w:ascii="Consolas" w:cs="Consolas" w:eastAsia="Consolas" w:hAnsi="Consolas"/>
+          <w:sz w:val="19"/>
+          <w:szCs w:val="19"/>
+        </w:rPr>
+        <w:t xml:space="preserve">X-Scope-OrgID: tenant-b</w:t>
+      </w:r>
+      <w:r>
+        <w:t xml:space="preserve"> still lands in tenant-a. One listener per backend, on the backend's own port, with one </w:t>
+      </w:r>
+      <w:r>
+        <w:rPr>
+          <w:rFonts w:ascii="Consolas" w:cs="Consolas" w:eastAsia="Consolas" w:hAnsi="Consolas"/>
+          <w:sz w:val="19"/>
+          <w:szCs w:val="19"/>
+        </w:rPr>
+        <w:t xml:space="preserve">HTTPRoute</w:t>
+      </w:r>
+      <w:r>
+        <w:t xml:space="preserve"> each:</w:t>
       </w:r>
     </w:p>
     <w:tbl>
@@ -4952,9 +5211,10 @@
         </w:tblBorders>
       </w:tblPr>
       <w:tblGrid>
-        <w:gridCol w:w="1372"/>
-        <w:gridCol w:w="2043"/>
-        <w:gridCol w:w="6331"/>
+        <w:gridCol w:w="1525"/>
+        <w:gridCol w:w="1683"/>
+        <w:gridCol w:w="4531"/>
+        <w:gridCol w:w="2007"/>
       </w:tblGrid>
       <w:tr>
         <w:trPr>
@@ -4963,7 +5223,7 @@
         </w:trPr>
         <w:tc>
           <w:tcPr>
-            <w:tcW w:type="dxa" w:w="1372"/>
+            <w:tcW w:type="dxa" w:w="1525"/>
             <w:shd w:fill="DCE6F1" w:color="auto" w:val="clear"/>
             <w:tcMar>
               <w:top w:type="dxa" w:w="60"/>
@@ -4981,13 +5241,13 @@
                 <w:b/>
                 <w:bCs/>
               </w:rPr>
-              <w:t xml:space="preserve">Port</w:t>
-            </w:r>
-          </w:p>
-        </w:tc>
-        <w:tc>
-          <w:tcPr>
-            <w:tcW w:type="dxa" w:w="2043"/>
+              <w:t xml:space="preserve">Listener</w:t>
+            </w:r>
+          </w:p>
+        </w:tc>
+        <w:tc>
+          <w:tcPr>
+            <w:tcW w:type="dxa" w:w="1683"/>
             <w:shd w:fill="DCE6F1" w:color="auto" w:val="clear"/>
             <w:tcMar>
               <w:top w:type="dxa" w:w="60"/>
@@ -5011,7 +5271,7 @@
         </w:tc>
         <w:tc>
           <w:tcPr>
-            <w:tcW w:type="dxa" w:w="6331"/>
+            <w:tcW w:type="dxa" w:w="4531"/>
             <w:shd w:fill="DCE6F1" w:color="auto" w:val="clear"/>
             <w:tcMar>
               <w:top w:type="dxa" w:w="60"/>
@@ -5029,7 +5289,31 @@
                 <w:b/>
                 <w:bCs/>
               </w:rPr>
-              <w:t xml:space="preserve">Allowed (read APIs only)</w:t>
+              <w:t xml:space="preserve">Forwarded (read APIs only)</w:t>
+            </w:r>
+          </w:p>
+        </w:tc>
+        <w:tc>
+          <w:tcPr>
+            <w:tcW w:type="dxa" w:w="2007"/>
+            <w:shd w:fill="DCE6F1" w:color="auto" w:val="clear"/>
+            <w:tcMar>
+              <w:top w:type="dxa" w:w="60"/>
+              <w:left w:type="dxa" w:w="100"/>
+              <w:bottom w:type="dxa" w:w="60"/>
+              <w:right w:type="dxa" w:w="100"/>
+            </w:tcMar>
+          </w:tcPr>
+          <w:p>
+            <w:pPr>
+              <w:spacing w:after="0"/>
+            </w:pPr>
+            <w:r>
+              <w:rPr>
+                <w:b/>
+                <w:bCs/>
+              </w:rPr>
+              <w:t xml:space="preserve">Refused with 403</w:t>
             </w:r>
           </w:p>
         </w:tc>
@@ -5041,26 +5325,26 @@
         </w:trPr>
         <w:tc>
           <w:tcPr>
-            <w:tcW w:type="dxa" w:w="1372"/>
-            <w:tcMar>
-              <w:top w:type="dxa" w:w="60"/>
-              <w:left w:type="dxa" w:w="100"/>
-              <w:bottom w:type="dxa" w:w="60"/>
-              <w:right w:type="dxa" w:w="100"/>
-            </w:tcMar>
-          </w:tcPr>
-          <w:p>
-            <w:pPr>
-              <w:spacing w:after="0"/>
-            </w:pPr>
-            <w:r>
-              <w:t xml:space="preserve">8080</w:t>
-            </w:r>
-          </w:p>
-        </w:tc>
-        <w:tc>
-          <w:tcPr>
-            <w:tcW w:type="dxa" w:w="2043"/>
+            <w:tcW w:type="dxa" w:w="1525"/>
+            <w:tcMar>
+              <w:top w:type="dxa" w:w="60"/>
+              <w:left w:type="dxa" w:w="100"/>
+              <w:bottom w:type="dxa" w:w="60"/>
+              <w:right w:type="dxa" w:w="100"/>
+            </w:tcMar>
+          </w:tcPr>
+          <w:p>
+            <w:pPr>
+              <w:spacing w:after="0"/>
+            </w:pPr>
+            <w:r>
+              <w:t xml:space="preserve">3100</w:t>
+            </w:r>
+          </w:p>
+        </w:tc>
+        <w:tc>
+          <w:tcPr>
+            <w:tcW w:type="dxa" w:w="1683"/>
             <w:tcMar>
               <w:top w:type="dxa" w:w="60"/>
               <w:left w:type="dxa" w:w="100"/>
@@ -5079,7 +5363,7 @@
         </w:tc>
         <w:tc>
           <w:tcPr>
-            <w:tcW w:type="dxa" w:w="6331"/>
+            <w:tcW w:type="dxa" w:w="4531"/>
             <w:tcMar>
               <w:top w:type="dxa" w:w="60"/>
               <w:left w:type="dxa" w:w="100"/>
@@ -5099,8 +5383,24 @@
               </w:rPr>
               <w:t xml:space="preserve">/loki/api/v1/*</w:t>
             </w:r>
-            <w:r>
-              <w:t xml:space="preserve"> except push and delete</w:t>
+          </w:p>
+        </w:tc>
+        <w:tc>
+          <w:tcPr>
+            <w:tcW w:type="dxa" w:w="2007"/>
+            <w:tcMar>
+              <w:top w:type="dxa" w:w="60"/>
+              <w:left w:type="dxa" w:w="100"/>
+              <w:bottom w:type="dxa" w:w="60"/>
+              <w:right w:type="dxa" w:w="100"/>
+            </w:tcMar>
+          </w:tcPr>
+          <w:p>
+            <w:pPr>
+              <w:spacing w:after="0"/>
+            </w:pPr>
+            <w:r>
+              <w:t xml:space="preserve">push, delete</w:t>
             </w:r>
           </w:p>
         </w:tc>
@@ -5112,26 +5412,26 @@
         </w:trPr>
         <w:tc>
           <w:tcPr>
-            <w:tcW w:type="dxa" w:w="1372"/>
-            <w:tcMar>
-              <w:top w:type="dxa" w:w="60"/>
-              <w:left w:type="dxa" w:w="100"/>
-              <w:bottom w:type="dxa" w:w="60"/>
-              <w:right w:type="dxa" w:w="100"/>
-            </w:tcMar>
-          </w:tcPr>
-          <w:p>
-            <w:pPr>
-              <w:spacing w:after="0"/>
-            </w:pPr>
-            <w:r>
-              <w:t xml:space="preserve">8081</w:t>
-            </w:r>
-          </w:p>
-        </w:tc>
-        <w:tc>
-          <w:tcPr>
-            <w:tcW w:type="dxa" w:w="2043"/>
+            <w:tcW w:type="dxa" w:w="1525"/>
+            <w:tcMar>
+              <w:top w:type="dxa" w:w="60"/>
+              <w:left w:type="dxa" w:w="100"/>
+              <w:bottom w:type="dxa" w:w="60"/>
+              <w:right w:type="dxa" w:w="100"/>
+            </w:tcMar>
+          </w:tcPr>
+          <w:p>
+            <w:pPr>
+              <w:spacing w:after="0"/>
+            </w:pPr>
+            <w:r>
+              <w:t xml:space="preserve">8080</w:t>
+            </w:r>
+          </w:p>
+        </w:tc>
+        <w:tc>
+          <w:tcPr>
+            <w:tcW w:type="dxa" w:w="1683"/>
             <w:tcMar>
               <w:top w:type="dxa" w:w="60"/>
               <w:left w:type="dxa" w:w="100"/>
@@ -5150,7 +5450,7 @@
         </w:tc>
         <w:tc>
           <w:tcPr>
-            <w:tcW w:type="dxa" w:w="6331"/>
+            <w:tcW w:type="dxa" w:w="4531"/>
             <w:tcMar>
               <w:top w:type="dxa" w:w="60"/>
               <w:left w:type="dxa" w:w="100"/>
@@ -5172,6 +5472,22 @@
             </w:r>
           </w:p>
         </w:tc>
+        <w:tc>
+          <w:tcPr>
+            <w:tcW w:type="dxa" w:w="2007"/>
+            <w:tcMar>
+              <w:top w:type="dxa" w:w="60"/>
+              <w:left w:type="dxa" w:w="100"/>
+              <w:bottom w:type="dxa" w:w="60"/>
+              <w:right w:type="dxa" w:w="100"/>
+            </w:tcMar>
+          </w:tcPr>
+          <w:p>
+            <w:pPr>
+              <w:spacing w:after="0"/>
+            </w:pPr>
+          </w:p>
+        </w:tc>
       </w:tr>
       <w:tr>
         <w:trPr>
@@ -5180,26 +5496,26 @@
         </w:trPr>
         <w:tc>
           <w:tcPr>
-            <w:tcW w:type="dxa" w:w="1372"/>
-            <w:tcMar>
-              <w:top w:type="dxa" w:w="60"/>
-              <w:left w:type="dxa" w:w="100"/>
-              <w:bottom w:type="dxa" w:w="60"/>
-              <w:right w:type="dxa" w:w="100"/>
-            </w:tcMar>
-          </w:tcPr>
-          <w:p>
-            <w:pPr>
-              <w:spacing w:after="0"/>
-            </w:pPr>
-            <w:r>
-              <w:t xml:space="preserve">8082</w:t>
-            </w:r>
-          </w:p>
-        </w:tc>
-        <w:tc>
-          <w:tcPr>
-            <w:tcW w:type="dxa" w:w="2043"/>
+            <w:tcW w:type="dxa" w:w="1525"/>
+            <w:tcMar>
+              <w:top w:type="dxa" w:w="60"/>
+              <w:left w:type="dxa" w:w="100"/>
+              <w:bottom w:type="dxa" w:w="60"/>
+              <w:right w:type="dxa" w:w="100"/>
+            </w:tcMar>
+          </w:tcPr>
+          <w:p>
+            <w:pPr>
+              <w:spacing w:after="0"/>
+            </w:pPr>
+            <w:r>
+              <w:t xml:space="preserve">3200</w:t>
+            </w:r>
+          </w:p>
+        </w:tc>
+        <w:tc>
+          <w:tcPr>
+            <w:tcW w:type="dxa" w:w="1683"/>
             <w:tcMar>
               <w:top w:type="dxa" w:w="60"/>
               <w:left w:type="dxa" w:w="100"/>
@@ -5218,7 +5534,7 @@
         </w:tc>
         <w:tc>
           <w:tcPr>
-            <w:tcW w:type="dxa" w:w="6331"/>
+            <w:tcW w:type="dxa" w:w="4531"/>
             <w:tcMar>
               <w:top w:type="dxa" w:w="60"/>
               <w:left w:type="dxa" w:w="100"/>
@@ -5238,8 +5554,24 @@
               </w:rPr>
               <w:t xml:space="preserve">/api/*</w:t>
             </w:r>
-            <w:r>
-              <w:t xml:space="preserve"> except the overrides API</w:t>
+          </w:p>
+        </w:tc>
+        <w:tc>
+          <w:tcPr>
+            <w:tcW w:type="dxa" w:w="2007"/>
+            <w:tcMar>
+              <w:top w:type="dxa" w:w="60"/>
+              <w:left w:type="dxa" w:w="100"/>
+              <w:bottom w:type="dxa" w:w="60"/>
+              <w:right w:type="dxa" w:w="100"/>
+            </w:tcMar>
+          </w:tcPr>
+          <w:p>
+            <w:pPr>
+              <w:spacing w:after="0"/>
+            </w:pPr>
+            <w:r>
+              <w:t xml:space="preserve">the overrides API</w:t>
             </w:r>
           </w:p>
         </w:tc>
@@ -5251,26 +5583,26 @@
         </w:trPr>
         <w:tc>
           <w:tcPr>
-            <w:tcW w:type="dxa" w:w="1372"/>
-            <w:tcMar>
-              <w:top w:type="dxa" w:w="60"/>
-              <w:left w:type="dxa" w:w="100"/>
-              <w:bottom w:type="dxa" w:w="60"/>
-              <w:right w:type="dxa" w:w="100"/>
-            </w:tcMar>
-          </w:tcPr>
-          <w:p>
-            <w:pPr>
-              <w:spacing w:after="0"/>
-            </w:pPr>
-            <w:r>
-              <w:t xml:space="preserve">8083</w:t>
-            </w:r>
-          </w:p>
-        </w:tc>
-        <w:tc>
-          <w:tcPr>
-            <w:tcW w:type="dxa" w:w="2043"/>
+            <w:tcW w:type="dxa" w:w="1525"/>
+            <w:tcMar>
+              <w:top w:type="dxa" w:w="60"/>
+              <w:left w:type="dxa" w:w="100"/>
+              <w:bottom w:type="dxa" w:w="60"/>
+              <w:right w:type="dxa" w:w="100"/>
+            </w:tcMar>
+          </w:tcPr>
+          <w:p>
+            <w:pPr>
+              <w:spacing w:after="0"/>
+            </w:pPr>
+            <w:r>
+              <w:t xml:space="preserve">4040</w:t>
+            </w:r>
+          </w:p>
+        </w:tc>
+        <w:tc>
+          <w:tcPr>
+            <w:tcW w:type="dxa" w:w="1683"/>
             <w:tcMar>
               <w:top w:type="dxa" w:w="60"/>
               <w:left w:type="dxa" w:w="100"/>
@@ -5289,7 +5621,7 @@
         </w:tc>
         <w:tc>
           <w:tcPr>
-            <w:tcW w:type="dxa" w:w="6331"/>
+            <w:tcW w:type="dxa" w:w="4531"/>
             <w:tcMar>
               <w:top w:type="dxa" w:w="60"/>
               <w:left w:type="dxa" w:w="100"/>
@@ -5311,6 +5643,22 @@
             </w:r>
           </w:p>
         </w:tc>
+        <w:tc>
+          <w:tcPr>
+            <w:tcW w:type="dxa" w:w="2007"/>
+            <w:tcMar>
+              <w:top w:type="dxa" w:w="60"/>
+              <w:left w:type="dxa" w:w="100"/>
+              <w:bottom w:type="dxa" w:w="60"/>
+              <w:right w:type="dxa" w:w="100"/>
+            </w:tcMar>
+          </w:tcPr>
+          <w:p>
+            <w:pPr>
+              <w:spacing w:after="0"/>
+            </w:pPr>
+          </w:p>
+        </w:tc>
       </w:tr>
     </w:tbl>
     <w:p>
@@ -5323,7 +5671,85 @@
         <w:spacing w:after="140"/>
       </w:pPr>
       <w:r>
-        <w:t xml:space="preserve">Everything else, including every push path, is refused. Passwords are generated once into </w:t>
+        <w:t xml:space="preserve">Anything else gets 404, including every push path, and a missing or unknown key gets 401. Envoy normalizes paths before routing, so tricks like </w:t>
+      </w:r>
+      <w:r>
+        <w:rPr>
+          <w:rFonts w:ascii="Consolas" w:cs="Consolas" w:eastAsia="Consolas" w:hAnsi="Consolas"/>
+          <w:sz w:val="19"/>
+          <w:szCs w:val="19"/>
+        </w:rPr>
+        <w:t xml:space="preserve">/loki/api/v1/%70ush</w:t>
+      </w:r>
+      <w:r>
+        <w:t xml:space="preserve"> or </w:t>
+      </w:r>
+      <w:r>
+        <w:rPr>
+          <w:rFonts w:ascii="Consolas" w:cs="Consolas" w:eastAsia="Consolas" w:hAnsi="Consolas"/>
+          <w:sz w:val="19"/>
+          <w:szCs w:val="19"/>
+        </w:rPr>
+        <w:t xml:space="preserve">/loki/api/v1//push</w:t>
+      </w:r>
+      <w:r>
+        <w:t xml:space="preserve"> still hit the 403. Queries may run for 300 s (Envoy's default is 15 s), and Loki's live tail stays open. The access log shows who asked for what:</w:t>
+      </w:r>
+    </w:p>
+    <w:p>
+      <w:pPr>
+        <w:keepNext/>
+        <w:keepLines/>
+        <w:pBdr>
+          <w:top w:val="single" w:color="D0D7DE" w:sz="4" w:space="4"/>
+          <w:left w:val="single" w:color="D0D7DE" w:sz="4" w:space="4"/>
+          <w:bottom w:val="single" w:color="D0D7DE" w:sz="4" w:space="4"/>
+          <w:right w:val="single" w:color="D0D7DE" w:sz="4" w:space="4"/>
+        </w:pBdr>
+        <w:shd w:fill="F4F6F8" w:color="auto" w:val="clear"/>
+        <w:spacing w:after="0" w:before="60" w:line="240"/>
+        <w:ind w:left="100" w:right="100"/>
+      </w:pPr>
+      <w:r>
+        <w:rPr>
+          <w:rFonts w:ascii="Consolas" w:cs="Consolas" w:eastAsia="Consolas" w:hAnsi="Consolas"/>
+          <w:color w:val="24292F"/>
+          <w:sz w:val="16"/>
+          <w:szCs w:val="16"/>
+        </w:rPr>
+        <w:t xml:space="preserve">kubectl -n observability logs deploy/obs-gateway | grep tenant=</w:t>
+      </w:r>
+    </w:p>
+    <w:p>
+      <w:pPr>
+        <w:keepNext w:val="false"/>
+        <w:keepLines/>
+        <w:pBdr>
+          <w:top w:val="single" w:color="D0D7DE" w:sz="4" w:space="4"/>
+          <w:left w:val="single" w:color="D0D7DE" w:sz="4" w:space="4"/>
+          <w:bottom w:val="single" w:color="D0D7DE" w:sz="4" w:space="4"/>
+          <w:right w:val="single" w:color="D0D7DE" w:sz="4" w:space="4"/>
+        </w:pBdr>
+        <w:shd w:fill="F4F6F8" w:color="auto" w:val="clear"/>
+        <w:spacing w:after="200" w:before="0" w:line="240"/>
+        <w:ind w:left="100" w:right="100"/>
+      </w:pPr>
+      <w:r>
+        <w:rPr>
+          <w:rFonts w:ascii="Consolas" w:cs="Consolas" w:eastAsia="Consolas" w:hAnsi="Consolas"/>
+          <w:color w:val="24292F"/>
+          <w:sz w:val="16"/>
+          <w:szCs w:val="16"/>
+        </w:rPr>
+        <w:t xml:space="preserve"># :3100 tenant=tenant-a "GET /loki/api/v1/labels" 200 675</w:t>
+      </w:r>
+    </w:p>
+    <w:p>
+      <w:pPr>
+        <w:spacing w:after="140"/>
+      </w:pPr>
+      <w:r>
+        <w:t xml:space="preserve">Keys are generated once into </w:t>
       </w:r>
       <w:r>
         <w:rPr>
@@ -5334,7 +5760,7 @@
         <w:t xml:space="preserve">../.state/soft-tenancy/credentials.env</w:t>
       </w:r>
       <w:r>
-        <w:t xml:space="preserve"> (gitignored, mode 600).</w:t>
+        <w:t xml:space="preserve"> (gitignored, mode 600). Re-running the script is safe. If an older version of this lab left its nginx gateway behind, the script removes it.</w:t>
       </w:r>
     </w:p>
     <w:p>
@@ -5893,7 +6319,18 @@
         <w:t xml:space="preserve">four data sources</w:t>
       </w:r>
       <w:r>
-        <w:t xml:space="preserve">, all logging into the gateway as that tenant:</w:t>
+        <w:t xml:space="preserve">, all sending that tenant's gateway key (</w:t>
+      </w:r>
+      <w:r>
+        <w:rPr>
+          <w:rFonts w:ascii="Consolas" w:cs="Consolas" w:eastAsia="Consolas" w:hAnsi="Consolas"/>
+          <w:sz w:val="19"/>
+          <w:szCs w:val="19"/>
+        </w:rPr>
+        <w:t xml:space="preserve">X-Api-Key</w:t>
+      </w:r>
+      <w:r>
+        <w:t xml:space="preserve">, stored encrypted in the data source, never shown to the org's users):</w:t>
       </w:r>
     </w:p>
     <w:tbl>
@@ -5986,7 +6423,7 @@
                 <w:b/>
                 <w:bCs/>
               </w:rPr>
-              <w:t xml:space="preserve">Loki, Mimir, Tempo, Pyroscope authenticate as</w:t>
+              <w:t xml:space="preserve">Loki, Mimir, Tempo, Pyroscope use the key of</w:t>
             </w:r>
           </w:p>
         </w:tc>
@@ -6794,7 +7231,7 @@
         <w:spacing w:after="70"/>
       </w:pPr>
       <w:r>
-        <w:t xml:space="preserve">Only the gateway reaches the query APIs, only Grafana reaches the gateway, and Grafana can't reach the backends directly or the internet.</w:t>
+        <w:t xml:space="preserve">Only the read gateway's proxy reaches the query APIs, only Grafana reaches the gateway, and Grafana can't reach the backends directly or the internet. The proxy may also reach the kgateway controller, for its configuration.</w:t>
       </w:r>
     </w:p>
     <w:p>
@@ -6853,7 +7290,7 @@
         <w:spacing w:after="140"/>
       </w:pPr>
       <w:r>
-        <w:t xml:space="preserve">54 checks across all four signals. Highlights:</w:t>
+        <w:t xml:space="preserve">58 checks across all four signals. Highlights:</w:t>
       </w:r>
     </w:p>
     <w:p>
@@ -6925,7 +7362,7 @@
           <w:sz w:val="16"/>
           <w:szCs w:val="16"/>
         </w:rPr>
-        <w:t xml:space="preserve">PASS  profiles: tenant-a claiming tenant-b                   ← gateway returns tenant-a's data</w:t>
+        <w:t xml:space="preserve">PASS  profiles: tenant-a claiming tenant-b                   ← the key wins over the header</w:t>
       </w:r>
     </w:p>
     <w:p>
@@ -7186,7 +7623,7 @@
         <w:spacing w:after="140"/>
       </w:pPr>
       <w:r>
-        <w:t xml:space="preserve">The script installs the Gateway API CRDs (unless something already manages them) and kgateway, then creates </w:t>
+        <w:t xml:space="preserve">kgateway is already installed (step 07; the script re-applies it, so step 12 also works on its own). It creates </w:t>
       </w:r>
       <w:r>
         <w:rPr>
@@ -8460,7 +8897,7 @@
         <w:t xml:space="preserve">tenant-b</w:t>
       </w:r>
       <w:r>
-        <w:t xml:space="preserve">. She doesn't have tenant-b's password. Pointing it straight at </w:t>
+        <w:t xml:space="preserve">. She doesn't have tenant-b's key. Pointing it straight at </w:t>
       </w:r>
       <w:r>
         <w:rPr>
@@ -8535,7 +8972,51 @@
         <w:t xml:space="preserve">09-grafana/setup-orgs.sh</w:t>
       </w:r>
       <w:r>
-        <w:t xml:space="preserve">, and a gateway user in </w:t>
+        <w:t xml:space="preserve">, and a gateway key: an </w:t>
+      </w:r>
+      <w:r>
+        <w:rPr>
+          <w:rFonts w:ascii="Consolas" w:cs="Consolas" w:eastAsia="Consolas" w:hAnsi="Consolas"/>
+          <w:sz w:val="19"/>
+          <w:szCs w:val="19"/>
+        </w:rPr>
+        <w:t xml:space="preserve">OBS_KEY_TENANT_C</w:t>
+      </w:r>
+      <w:r>
+        <w:t xml:space="preserve"> in </w:t>
+      </w:r>
+      <w:r>
+        <w:rPr>
+          <w:rFonts w:ascii="Consolas" w:cs="Consolas" w:eastAsia="Consolas" w:hAnsi="Consolas"/>
+          <w:sz w:val="19"/>
+          <w:szCs w:val="19"/>
+        </w:rPr>
+        <w:t xml:space="preserve">lib.sh</w:t>
+      </w:r>
+      <w:r>
+        <w:t xml:space="preserve">'s </w:t>
+      </w:r>
+      <w:r>
+        <w:rPr>
+          <w:rFonts w:ascii="Consolas" w:cs="Consolas" w:eastAsia="Consolas" w:hAnsi="Consolas"/>
+          <w:sz w:val="19"/>
+          <w:szCs w:val="19"/>
+        </w:rPr>
+        <w:t xml:space="preserve">CRED_VARS</w:t>
+      </w:r>
+      <w:r>
+        <w:t xml:space="preserve"> and a </w:t>
+      </w:r>
+      <w:r>
+        <w:rPr>
+          <w:rFonts w:ascii="Consolas" w:cs="Consolas" w:eastAsia="Consolas" w:hAnsi="Consolas"/>
+          <w:sz w:val="19"/>
+          <w:szCs w:val="19"/>
+        </w:rPr>
+        <w:t xml:space="preserve">tenant-c</w:t>
+      </w:r>
+      <w:r>
+        <w:t xml:space="preserve"> entry in </w:t>
       </w:r>
       <w:r>
         <w:rPr>
@@ -8748,7 +9229,7 @@
           <w:b/>
           <w:bCs/>
         </w:rPr>
-        <w:t xml:space="preserve">Grafana holds every tenant's gateway password.</w:t>
+        <w:t xml:space="preserve">Grafana holds every tenant's gateway key.</w:t>
       </w:r>
       <w:r>
         <w:t xml:space="preserve"> A compromised Grafana crosses tenants. If that's unacceptable, run one Grafana per tenant (still in </w:t>
@@ -8976,7 +9457,7 @@
         <w:t xml:space="preserve">One kgateway controller configures every proxy.</w:t>
       </w:r>
       <w:r>
-        <w:t xml:space="preserve"> A bug or compromise in the controller affects every tenant's ingress. The proxies are separate; the control plane is not.</w:t>
+        <w:t xml:space="preserve"> A bug or compromise in the controller affects every tenant's ingress and the read gateway. The proxies are separate; the control plane is not.</w:t>
       </w:r>
     </w:p>
     <w:p>
@@ -9224,7 +9705,7 @@
           <w:sz w:val="16"/>
           <w:szCs w:val="16"/>
         </w:rPr>
-        <w:t xml:space="preserve">├── 07-read-gateway/                # nginx: basic auth → X-Scope-OrgID, one port per backend</w:t>
+        <w:t xml:space="preserve">├── 07-read-gateway/                # kgateway: API key → X-Scope-OrgID, one listener per backend</w:t>
       </w:r>
     </w:p>
     <w:p>
@@ -9344,7 +9825,7 @@
           <w:sz w:val="16"/>
           <w:szCs w:val="16"/>
         </w:rPr>
-        <w:t xml:space="preserve">├── 12-kgateway-ingress/            # kgateway, one Gateway per tenant, proxy policies, routes</w:t>
+        <w:t xml:space="preserve">├── 12-kgateway-ingress/            # one kgateway Gateway per tenant, proxy policies, routes</w:t>
       </w:r>
     </w:p>
     <w:p>
@@ -9464,7 +9945,7 @@
           <w:sz w:val="16"/>
           <w:szCs w:val="16"/>
         </w:rPr>
-        <w:t xml:space="preserve">└── confluence/                     # two short team pages (Word), diagrams (SVG + PNG), paste instructions</w:t>
+        <w:t xml:space="preserve">└── confluence/                     # six team pages (Word), diagrams (SVG + PNG), paste instructions</w:t>
       </w:r>
     </w:p>
     <w:p>
@@ -9563,15 +10044,15 @@
         <w:t xml:space="preserve">kubectl -n observability logs deploy/otlp-tenant-a</w:t>
       </w:r>
       <w:r>
-        <w:t xml:space="preserve"> (traces), the gateway log (</w:t>
-      </w:r>
-      <w:r>
-        <w:rPr>
-          <w:rFonts w:ascii="Consolas" w:cs="Consolas" w:eastAsia="Consolas" w:hAnsi="Consolas"/>
-          <w:sz w:val="19"/>
-          <w:szCs w:val="19"/>
-        </w:rPr>
-        <w:t xml:space="preserve">:port tenant=... status</w:t>
+        <w:t xml:space="preserve"> (traces), the read gateway's access log (</w:t>
+      </w:r>
+      <w:r>
+        <w:rPr>
+          <w:rFonts w:ascii="Consolas" w:cs="Consolas" w:eastAsia="Consolas" w:hAnsi="Consolas"/>
+          <w:sz w:val="19"/>
+          <w:szCs w:val="19"/>
+        </w:rPr>
+        <w:t xml:space="preserve">kubectl -n observability logs deploy/obs-gateway | grep tenant=</w:t>
       </w:r>
       <w:r>
         <w:t xml:space="preserve">), then </w:t>
@@ -9597,71 +10078,108 @@
           <w:b/>
           <w:bCs/>
         </w:rPr>
-        <w:t xml:space="preserve">The obs-gateway pod crashes with </w:t>
-      </w:r>
-      <w:r>
-        <w:rPr>
-          <w:rFonts w:ascii="Consolas" w:cs="Consolas" w:eastAsia="Consolas" w:hAnsi="Consolas"/>
+        <w:t xml:space="preserve">Grafana's data sources answer 401.</w:t>
+      </w:r>
+      <w:r>
+        <w:t xml:space="preserve"> The keys in the data sources don't match the </w:t>
+      </w:r>
+      <w:r>
+        <w:rPr>
+          <w:rFonts w:ascii="Consolas" w:cs="Consolas" w:eastAsia="Consolas" w:hAnsi="Consolas"/>
+          <w:sz w:val="19"/>
+          <w:szCs w:val="19"/>
+        </w:rPr>
+        <w:t xml:space="preserve">obs-gateway-keys</w:t>
+      </w:r>
+      <w:r>
+        <w:t xml:space="preserve"> Secret, for example after the credentials file was recreated. Re-run </w:t>
+      </w:r>
+      <w:r>
+        <w:rPr>
+          <w:rFonts w:ascii="Consolas" w:cs="Consolas" w:eastAsia="Consolas" w:hAnsi="Consolas"/>
+          <w:sz w:val="19"/>
+          <w:szCs w:val="19"/>
+        </w:rPr>
+        <w:t xml:space="preserve">./07-read-gateway/install.sh</w:t>
+      </w:r>
+      <w:r>
+        <w:t xml:space="preserve">, then </w:t>
+      </w:r>
+      <w:r>
+        <w:rPr>
+          <w:rFonts w:ascii="Consolas" w:cs="Consolas" w:eastAsia="Consolas" w:hAnsi="Consolas"/>
+          <w:sz w:val="19"/>
+          <w:szCs w:val="19"/>
+        </w:rPr>
+        <w:t xml:space="preserve">./09-grafana/setup-orgs.sh</w:t>
+      </w:r>
+      <w:r>
+        <w:t xml:space="preserve">.</w:t>
+      </w:r>
+    </w:p>
+    <w:p>
+      <w:pPr>
+        <w:spacing w:after="140"/>
+      </w:pPr>
+      <w:r>
+        <w:rPr>
           <w:b/>
           <w:bCs/>
-          <w:sz w:val="19"/>
-          <w:szCs w:val="19"/>
-        </w:rPr>
-        <w:t xml:space="preserve">host not found in upstream</w:t>
-      </w:r>
-      <w:r>
-        <w:rPr>
+        </w:rPr>
+        <w:t xml:space="preserve">The read gateway isn't </w:t>
+      </w:r>
+      <w:r>
+        <w:rPr>
+          <w:rFonts w:ascii="Consolas" w:cs="Consolas" w:eastAsia="Consolas" w:hAnsi="Consolas"/>
           <w:b/>
           <w:bCs/>
-        </w:rPr>
-        <w:t xml:space="preserve">.</w:t>
-      </w:r>
-      <w:r>
-        <w:t xml:space="preserve"> nginx resolves all four backends at startup, so step 06 must be complete before step 07.</w:t>
-      </w:r>
-    </w:p>
-    <w:p>
-      <w:pPr>
-        <w:spacing w:after="140"/>
-      </w:pPr>
-      <w:r>
-        <w:t xml:space="preserve">*</w:t>
-      </w:r>
-      <w:r>
-        <w:rPr>
-          <w:i/>
-          <w:iCs/>
-        </w:rPr>
-        <w:t xml:space="preserve">The gateway log shows `"PRI </w:t>
-      </w:r>
-      <w:r>
-        <w:t xml:space="preserve"> HTTP/2.0" 400` on :8082.** Grafana's Tempo data source probes Tempo's gRPC streaming API. Streaming is off in the data source, so it falls back to plain HTTP. Harmless.</w:t>
-      </w:r>
-    </w:p>
-    <w:p>
-      <w:pPr>
-        <w:spacing w:after="140"/>
-      </w:pPr>
+          <w:sz w:val="19"/>
+          <w:szCs w:val="19"/>
+        </w:rPr>
+        <w:t xml:space="preserve">Programmed</w:t>
+      </w:r>
       <w:r>
         <w:rPr>
           <w:b/>
           <w:bCs/>
         </w:rPr>
-        <w:t xml:space="preserve">The service map is empty.</w:t>
-      </w:r>
-      <w:r>
-        <w:t xml:space="preserve"> It's built from metrics Tempo generates from spans, a minute or two after traces arrive. Check </w:t>
-      </w:r>
-      <w:r>
-        <w:rPr>
-          <w:rFonts w:ascii="Consolas" w:cs="Consolas" w:eastAsia="Consolas" w:hAnsi="Consolas"/>
-          <w:sz w:val="19"/>
-          <w:szCs w:val="19"/>
-        </w:rPr>
-        <w:t xml:space="preserve">traces_service_graph_request_total</w:t>
-      </w:r>
-      <w:r>
-        <w:t xml:space="preserve"> in the tenant's Mimir data source.</w:t>
+        <w:t xml:space="preserve">, or a backend answers 404 for everything.</w:t>
+      </w:r>
+      <w:r>
+        <w:t xml:space="preserve"> </w:t>
+      </w:r>
+      <w:r>
+        <w:rPr>
+          <w:rFonts w:ascii="Consolas" w:cs="Consolas" w:eastAsia="Consolas" w:hAnsi="Consolas"/>
+          <w:sz w:val="19"/>
+          <w:szCs w:val="19"/>
+        </w:rPr>
+        <w:t xml:space="preserve">kubectl -n observability describe gateway obs-gateway</w:t>
+      </w:r>
+      <w:r>
+        <w:t xml:space="preserve">, then check that the routes and the policy are attached: </w:t>
+      </w:r>
+      <w:r>
+        <w:rPr>
+          <w:rFonts w:ascii="Consolas" w:cs="Consolas" w:eastAsia="Consolas" w:hAnsi="Consolas"/>
+          <w:sz w:val="19"/>
+          <w:szCs w:val="19"/>
+        </w:rPr>
+        <w:t xml:space="preserve">kubectl -n observability get httproute,trafficpolicy,listenerpolicy -o wide</w:t>
+      </w:r>
+      <w:r>
+        <w:t xml:space="preserve"> and </w:t>
+      </w:r>
+      <w:r>
+        <w:rPr>
+          <w:rFonts w:ascii="Consolas" w:cs="Consolas" w:eastAsia="Consolas" w:hAnsi="Consolas"/>
+          <w:sz w:val="19"/>
+          <w:szCs w:val="19"/>
+        </w:rPr>
+        <w:t xml:space="preserve">kubectl -n observability describe trafficpolicy obs-gateway-tenant</w:t>
+      </w:r>
+      <w:r>
+        <w:t xml:space="preserve">.</w:t>
       </w:r>
     </w:p>
     <w:p>
@@ -9673,21 +10191,21 @@
           <w:b/>
           <w:bCs/>
         </w:rPr>
-        <w:t xml:space="preserve">After step 10, something in observability stopped working.</w:t>
-      </w:r>
-      <w:r>
-        <w:t xml:space="preserve"> Find the drop: </w:t>
-      </w:r>
-      <w:r>
-        <w:rPr>
-          <w:rFonts w:ascii="Consolas" w:cs="Consolas" w:eastAsia="Consolas" w:hAnsi="Consolas"/>
-          <w:sz w:val="19"/>
-          <w:szCs w:val="19"/>
-        </w:rPr>
-        <w:t xml:space="preserve">kubectl -n kube-system exec ds/cilium -c cilium-agent -- hubble observe --namespace observability --verdict DROPPED</w:t>
-      </w:r>
-      <w:r>
-        <w:t xml:space="preserve">. Run it against each cilium pod, since each agent only sees its own node.</w:t>
+        <w:t xml:space="preserve">The service map is empty.</w:t>
+      </w:r>
+      <w:r>
+        <w:t xml:space="preserve"> It's built from metrics Tempo generates from spans, a minute or two after traces arrive. Check </w:t>
+      </w:r>
+      <w:r>
+        <w:rPr>
+          <w:rFonts w:ascii="Consolas" w:cs="Consolas" w:eastAsia="Consolas" w:hAnsi="Consolas"/>
+          <w:sz w:val="19"/>
+          <w:szCs w:val="19"/>
+        </w:rPr>
+        <w:t xml:space="preserve">traces_service_graph_request_total</w:t>
+      </w:r>
+      <w:r>
+        <w:t xml:space="preserve"> in the tenant's Mimir data source.</w:t>
       </w:r>
     </w:p>
     <w:p>
@@ -9699,83 +10217,83 @@
           <w:b/>
           <w:bCs/>
         </w:rPr>
-        <w:t xml:space="preserve">A Gateway isn't </w:t>
-      </w:r>
-      <w:r>
-        <w:rPr>
-          <w:rFonts w:ascii="Consolas" w:cs="Consolas" w:eastAsia="Consolas" w:hAnsi="Consolas"/>
+        <w:t xml:space="preserve">After step 10, something in observability stopped working.</w:t>
+      </w:r>
+      <w:r>
+        <w:t xml:space="preserve"> Find the drop: </w:t>
+      </w:r>
+      <w:r>
+        <w:rPr>
+          <w:rFonts w:ascii="Consolas" w:cs="Consolas" w:eastAsia="Consolas" w:hAnsi="Consolas"/>
+          <w:sz w:val="19"/>
+          <w:szCs w:val="19"/>
+        </w:rPr>
+        <w:t xml:space="preserve">kubectl -n kube-system exec ds/cilium -c cilium-agent -- hubble observe --namespace observability --verdict DROPPED</w:t>
+      </w:r>
+      <w:r>
+        <w:t xml:space="preserve">. Run it against each cilium pod, since each agent only sees its own node.</w:t>
+      </w:r>
+    </w:p>
+    <w:p>
+      <w:pPr>
+        <w:spacing w:after="140"/>
+      </w:pPr>
+      <w:r>
+        <w:rPr>
           <w:b/>
           <w:bCs/>
-          <w:sz w:val="19"/>
-          <w:szCs w:val="19"/>
-        </w:rPr>
-        <w:t xml:space="preserve">Programmed</w:t>
-      </w:r>
-      <w:r>
-        <w:rPr>
+        </w:rPr>
+        <w:t xml:space="preserve">A Gateway isn't </w:t>
+      </w:r>
+      <w:r>
+        <w:rPr>
+          <w:rFonts w:ascii="Consolas" w:cs="Consolas" w:eastAsia="Consolas" w:hAnsi="Consolas"/>
           <w:b/>
           <w:bCs/>
-        </w:rPr>
-        <w:t xml:space="preserve">, or a route isn't accepted.</w:t>
-      </w:r>
-      <w:r>
-        <w:t xml:space="preserve"> </w:t>
-      </w:r>
-      <w:r>
-        <w:rPr>
-          <w:rFonts w:ascii="Consolas" w:cs="Consolas" w:eastAsia="Consolas" w:hAnsi="Consolas"/>
-          <w:sz w:val="19"/>
-          <w:szCs w:val="19"/>
-        </w:rPr>
-        <w:t xml:space="preserve">kubectl -n kgateway-system get gateway</w:t>
-      </w:r>
-      <w:r>
-        <w:t xml:space="preserve"> and </w:t>
-      </w:r>
-      <w:r>
-        <w:rPr>
-          <w:rFonts w:ascii="Consolas" w:cs="Consolas" w:eastAsia="Consolas" w:hAnsi="Consolas"/>
-          <w:sz w:val="19"/>
-          <w:szCs w:val="19"/>
-        </w:rPr>
-        <w:t xml:space="preserve">kubectl -n tenant-a describe httproute web</w:t>
-      </w:r>
-      <w:r>
-        <w:t xml:space="preserve"> show the reason. A route on the wrong Gateway reports </w:t>
-      </w:r>
-      <w:r>
-        <w:rPr>
-          <w:rFonts w:ascii="Consolas" w:cs="Consolas" w:eastAsia="Consolas" w:hAnsi="Consolas"/>
-          <w:sz w:val="19"/>
-          <w:szCs w:val="19"/>
-        </w:rPr>
-        <w:t xml:space="preserve">NotAllowedByListeners</w:t>
-      </w:r>
-      <w:r>
-        <w:t xml:space="preserve">.</w:t>
-      </w:r>
-    </w:p>
-    <w:p>
-      <w:pPr>
-        <w:spacing w:after="140"/>
-      </w:pPr>
+          <w:sz w:val="19"/>
+          <w:szCs w:val="19"/>
+        </w:rPr>
+        <w:t xml:space="preserve">Programmed</w:t>
+      </w:r>
       <w:r>
         <w:rPr>
           <w:b/>
           <w:bCs/>
         </w:rPr>
-        <w:t xml:space="preserve">The gateway answers 503 (upstream connect error).</w:t>
-      </w:r>
-      <w:r>
-        <w:t xml:space="preserve"> The proxy was dropped on its way to the backend. Check its egress: </w:t>
-      </w:r>
-      <w:r>
-        <w:rPr>
-          <w:rFonts w:ascii="Consolas" w:cs="Consolas" w:eastAsia="Consolas" w:hAnsi="Consolas"/>
-          <w:sz w:val="19"/>
-          <w:szCs w:val="19"/>
-        </w:rPr>
-        <w:t xml:space="preserve">kubectl -n kube-system exec ds/cilium -c cilium-agent -- hubble observe --verdict DROPPED --from-label gateway.networking.k8s.io/gateway-name=tenant-a</w:t>
+        <w:t xml:space="preserve">, or a route isn't accepted.</w:t>
+      </w:r>
+      <w:r>
+        <w:t xml:space="preserve"> </w:t>
+      </w:r>
+      <w:r>
+        <w:rPr>
+          <w:rFonts w:ascii="Consolas" w:cs="Consolas" w:eastAsia="Consolas" w:hAnsi="Consolas"/>
+          <w:sz w:val="19"/>
+          <w:szCs w:val="19"/>
+        </w:rPr>
+        <w:t xml:space="preserve">kubectl -n kgateway-system get gateway</w:t>
+      </w:r>
+      <w:r>
+        <w:t xml:space="preserve"> and </w:t>
+      </w:r>
+      <w:r>
+        <w:rPr>
+          <w:rFonts w:ascii="Consolas" w:cs="Consolas" w:eastAsia="Consolas" w:hAnsi="Consolas"/>
+          <w:sz w:val="19"/>
+          <w:szCs w:val="19"/>
+        </w:rPr>
+        <w:t xml:space="preserve">kubectl -n tenant-a describe httproute web</w:t>
+      </w:r>
+      <w:r>
+        <w:t xml:space="preserve"> show the reason. A route on the wrong Gateway reports </w:t>
+      </w:r>
+      <w:r>
+        <w:rPr>
+          <w:rFonts w:ascii="Consolas" w:cs="Consolas" w:eastAsia="Consolas" w:hAnsi="Consolas"/>
+          <w:sz w:val="19"/>
+          <w:szCs w:val="19"/>
+        </w:rPr>
+        <w:t xml:space="preserve">NotAllowedByListeners</w:t>
       </w:r>
       <w:r>
         <w:t xml:space="preserve">.</w:t>
@@ -9790,6 +10308,32 @@
           <w:b/>
           <w:bCs/>
         </w:rPr>
+        <w:t xml:space="preserve">The gateway answers 503 (upstream connect error).</w:t>
+      </w:r>
+      <w:r>
+        <w:t xml:space="preserve"> The proxy was dropped on its way to the backend. Check its egress: </w:t>
+      </w:r>
+      <w:r>
+        <w:rPr>
+          <w:rFonts w:ascii="Consolas" w:cs="Consolas" w:eastAsia="Consolas" w:hAnsi="Consolas"/>
+          <w:sz w:val="19"/>
+          <w:szCs w:val="19"/>
+        </w:rPr>
+        <w:t xml:space="preserve">kubectl -n kube-system exec ds/cilium -c cilium-agent -- hubble observe --verdict DROPPED --from-label gateway.networking.k8s.io/gateway-name=tenant-a</w:t>
+      </w:r>
+      <w:r>
+        <w:t xml:space="preserve">.</w:t>
+      </w:r>
+    </w:p>
+    <w:p>
+      <w:pPr>
+        <w:spacing w:after="140"/>
+      </w:pPr>
+      <w:r>
+        <w:rPr>
+          <w:b/>
+          <w:bCs/>
+        </w:rPr>
         <w:t xml:space="preserve">Start over:</w:t>
       </w:r>
       <w:r>
@@ -9815,7 +10359,7 @@
         <w:t xml:space="preserve">--all</w:t>
       </w:r>
       <w:r>
-        <w:t xml:space="preserve"> to also forget the passwords).</w:t>
+        <w:t xml:space="preserve"> to also forget the keys and passwords).</w:t>
       </w:r>
     </w:p>
     <w:sectPr>
